--- a/docs/submission/VaaniNotes_Project_Description.docx
+++ b/docs/submission/VaaniNotes_Project_Description.docx
@@ -656,7 +656,7 @@
     </w:p>
     <w:p>
       <w:r>
-        <w:t>Eleven unit tests pass, including tests of the decoder against the AI Hub input/output contract. The full pipeline, web API and user interface have been exercised end to end on the CPU path. The model I/O layout was checked against the published AI Hub assets. On-device NPU timings are produced by running scripts/benchmark.py on a Snapdragon laptop.</w:t>
+        <w:t>Twenty automated tests pass, covering the decoder against the AI Hub input/output contract, the notes pipeline and the web API. The full pipeline, web API and user interface have been exercised end to end on the CPU path. The model I/O layout was checked against the published AI Hub assets. On-device NPU timings are produced by running scripts/benchmark.py on a Snapdragon laptop.</w:t>
       </w:r>
     </w:p>
     <w:p>
